--- a/deliverables/AskInfer-Bench_完整人话版.docx
+++ b/deliverables/AskInfer-Bench_完整人话版.docx
@@ -131,7 +131,7 @@
                 <w:color w:val="5B6B7A"/>
                 <w:sz w:val="21"/>
               </w:rPr>
-              <w:t>v0.60 · 完整人话版</w:t>
+              <w:t>v0.61 · 完整人话版</w:t>
             </w:r>
           </w:p>
         </w:tc>
@@ -189,7 +189,7 @@
                 <w:color w:val="5B6B7A"/>
                 <w:sz w:val="21"/>
               </w:rPr>
-              <w:t>2026 年 8 月 24 日</w:t>
+              <w:t>2026 年 9 月 3 日</w:t>
             </w:r>
           </w:p>
         </w:tc>
@@ -314,6 +314,22 @@
           <w:rFonts w:ascii="Calibri" w:hAnsi="Calibri" w:eastAsia="PingFang SC"/>
         </w:rPr>
         <w:t>为什么是 Ask / Infer</w:t>
+      </w:r>
+    </w:p>
+    <w:p>
+      <w:pPr>
+        <w:numPr>
+          <w:ilvl w:val="0"/>
+          <w:numId w:val="10"/>
+        </w:numPr>
+        <w:spacing w:after="100" w:line="290" w:lineRule="auto"/>
+        <w:ind w:left="540" w:hanging="279"/>
+      </w:pPr>
+      <w:r>
+        <w:rPr>
+          <w:rFonts w:ascii="Calibri" w:hAnsi="Calibri" w:eastAsia="PingFang SC"/>
+        </w:rPr>
+        <w:t>PDR 50→15 怎么筛</w:t>
       </w:r>
     </w:p>
     <w:p>
@@ -455,7 +471,7 @@
           <w:color w:val="5B6B7A"/>
           <w:sz w:val="21"/>
         </w:rPr>
-        <w:t>阅读方式：先看主图；前半解释 Ask / Infer 和 δ，后半解释 rubric、CFA、排名反转与停止门。</w:t>
+        <w:t>阅读方式：先看 PDR 50→15 的筛选边界，再看 Ask / Infer 和 δ，最后看 rubric、CFA、排名反转与停止门。</w:t>
       </w:r>
     </w:p>
     <w:p>
@@ -507,7 +523,7 @@
               <a:graphicData uri="http://schemas.openxmlformats.org/drawingml/2006/picture">
                 <pic:pic>
                   <pic:nvPicPr>
-                    <pic:cNvPr id="0" name="AskInfer-Bench_评测框架_v0.60.png"/>
+                    <pic:cNvPr id="0" name="AskInfer-Bench_评测框架_v0.61.png"/>
                     <pic:cNvPicPr/>
                   </pic:nvPicPr>
                   <pic:blipFill>
@@ -1567,7 +1583,7 @@
           <w:rFonts w:ascii="Calibri" w:hAnsi="Calibri" w:eastAsia="PingFang SC"/>
           <w:b/>
         </w:rPr>
-        <w:t>可以复用，但只能做 source shell 和 bridge，不能直接当新 gold。</w:t>
+        <w:t>可以复用，但不能随机抽 15 题，也不能直接当新 gold。</w:t>
       </w:r>
     </w:p>
     <w:p>
@@ -1575,7 +1591,144 @@
         <w:rPr>
           <w:rFonts w:ascii="Calibri" w:hAnsi="Calibri" w:eastAsia="PingFang SC"/>
         </w:rPr>
-        <w:t>可以复用 PDR 的 task 主题和 structured persona，在同一批 Deep Research agent 上跑 full-persona 对照。不能把完整 persona 塞进 Ask 主条件，因为答案已经泄漏。也不能把 PDR 的 simulated context 叫真实 history。每个 PDR-derived case 仍要重新确认 task-specific preference、</w:t>
+        <w:t>PDR 原论文已经保证任务本身具有 complexity、clarity 和 personalization alignment。</w:t>
+      </w:r>
+      <w:hyperlink r:id="rId16">
+        <w:r>
+          <w:rPr>
+            <w:rFonts w:ascii="Calibri" w:hAnsi="Calibri" w:eastAsia="PingFang SC"/>
+            <w:color w:val="2E74B5"/>
+            <w:u w:val="single"/>
+          </w:rPr>
+          <w:t>[1]</w:t>
+        </w:r>
+      </w:hyperlink>
+      <w:r>
+        <w:rPr>
+          <w:rFonts w:ascii="Calibri" w:hAnsi="Calibri" w:eastAsia="PingFang SC"/>
+        </w:rPr>
+        <w:t xml:space="preserve"> 但我们问的问题更窄：用户差异是否会改变研究决定，而不只是让报告变长、变浅或换一种语气。因此先把官方 50 题逐题标为：</w:t>
+      </w:r>
+    </w:p>
+    <w:p>
+      <w:pPr>
+        <w:pStyle w:val="ListBullet"/>
+      </w:pPr>
+      <w:r>
+        <w:rPr>
+          <w:rFonts w:ascii="Courier New" w:hAnsi="Courier New" w:eastAsia="PingFang SC"/>
+          <w:color w:val="6A3E00"/>
+          <w:sz w:val="20"/>
+        </w:rPr>
+        <w:t>0</w:t>
+      </w:r>
+      <w:r>
+        <w:rPr>
+          <w:rFonts w:ascii="Calibri" w:hAnsi="Calibri" w:eastAsia="PingFang SC"/>
+        </w:rPr>
+        <w:t>：不同用户不该改变实质答案；</w:t>
+      </w:r>
+    </w:p>
+    <w:p>
+      <w:pPr>
+        <w:pStyle w:val="ListBullet"/>
+      </w:pPr>
+      <w:r>
+        <w:rPr>
+          <w:rFonts w:ascii="Courier New" w:hAnsi="Courier New" w:eastAsia="PingFang SC"/>
+          <w:color w:val="6A3E00"/>
+          <w:sz w:val="20"/>
+        </w:rPr>
+        <w:t>1</w:t>
+      </w:r>
+      <w:r>
+        <w:rPr>
+          <w:rFonts w:ascii="Calibri" w:hAnsi="Calibri" w:eastAsia="PingFang SC"/>
+        </w:rPr>
+        <w:t>：主要改变重点、顺序或呈现；</w:t>
+      </w:r>
+    </w:p>
+    <w:p>
+      <w:pPr>
+        <w:pStyle w:val="ListBullet"/>
+      </w:pPr>
+      <w:r>
+        <w:rPr>
+          <w:rFonts w:ascii="Courier New" w:hAnsi="Courier New" w:eastAsia="PingFang SC"/>
+          <w:color w:val="6A3E00"/>
+          <w:sz w:val="20"/>
+        </w:rPr>
+        <w:t>2</w:t>
+      </w:r>
+      <w:r>
+        <w:rPr>
+          <w:rFonts w:ascii="Calibri" w:hAnsi="Calibri" w:eastAsia="PingFang SC"/>
+        </w:rPr>
+        <w:t>：改变搜索内容、候选集合、约束、阈值、方案或结论。</w:t>
+      </w:r>
+    </w:p>
+    <w:p>
+      <w:r>
+        <w:rPr>
+          <w:rFonts w:ascii="Courier New" w:hAnsi="Courier New" w:eastAsia="PingFang SC"/>
+          <w:color w:val="6A3E00"/>
+          <w:sz w:val="20"/>
+        </w:rPr>
+        <w:t>2</w:t>
+      </w:r>
+      <w:r>
+        <w:rPr>
+          <w:rFonts w:ascii="Calibri" w:hAnsi="Calibri" w:eastAsia="PingFang SC"/>
+        </w:rPr>
+        <w:t xml:space="preserve"> 只是入场券。还要检查 history 是否自然可能留下相关证据、能否写出 2–4 个可验证 preference dimensions、是否真需要搜索分析、是否主要靠性别年龄等人口信息、以及 task 与官方 profile 有没有矛盾。年龄、性别和职业标签本身不算“偏好”；儿童题必须有真实的行为或照护证据，金融、健康和房产题还要专家检查安全性与可行性。例如官方马拉松题说用户“完全没有跑步经验”，但部分配对 profile 已经有跑步或长距离运动经历；这种题表面上很个性化，却会把信息冲突混进 Ask/Infer 能力，所以没有进入首选 15 题。</w:t>
+      </w:r>
+    </w:p>
+    <w:p>
+      <w:r>
+        <w:rPr>
+          <w:rFonts w:ascii="Calibri" w:hAnsi="Calibri" w:eastAsia="PingFang SC"/>
+        </w:rPr>
+        <w:t>现在选出的官方 task ID 是：</w:t>
+      </w:r>
+    </w:p>
+    <w:p>
+      <w:r>
+        <w:rPr>
+          <w:rFonts w:ascii="Courier New" w:hAnsi="Courier New" w:eastAsia="PingFang SC"/>
+          <w:color w:val="6A3E00"/>
+          <w:sz w:val="20"/>
+        </w:rPr>
+        <w:t>1, 4, 5, 6, 9, 10, 11, 16, 21, 22, 30, 33, 35, 39, 49</w:t>
+      </w:r>
+      <w:r>
+        <w:rPr>
+          <w:rFonts w:ascii="Calibri" w:hAnsi="Calibri" w:eastAsia="PingFang SC"/>
+        </w:rPr>
+        <w:t>。</w:t>
+      </w:r>
+    </w:p>
+    <w:p>
+      <w:r>
+        <w:rPr>
+          <w:rFonts w:ascii="Calibri" w:hAnsi="Calibri" w:eastAsia="PingFang SC"/>
+        </w:rPr>
+        <w:t>它们分别覆盖 PhD/MBA/论文投稿、金融与 AI 产品职业转型、国际求职、健身、背包旅行、投资与退休、个人媒体、宠物用品、户外装备、养老房和亲子沟通。Education 3、Career 3、Health 1、Travel 1、Finance 2、Creative 1、Shopping 2、Real Estate 1、Parenting 1；这个不均匀分布是筛选结果，不是人为配额。</w:t>
+      </w:r>
+    </w:p>
+    <w:p>
+      <w:r>
+        <w:rPr>
+          <w:rFonts w:ascii="Calibri" w:hAnsi="Calibri" w:eastAsia="PingFang SC"/>
+        </w:rPr>
+        <w:t>这 15 题按官方公开映射共有 76 个 task–user bridge pair，不是 75，因为 task 10 在公开数据里配了 6 位用户。Ask/Infer 真正做 matched/swapped 时，不会默认五个人都能组成 gold；每题仍要由两名人类在看不到模型输出时复核，再另选 A/B 用户、冻结 2–4 个 task-specific nodes 和自然 history evidence。</w:t>
+      </w:r>
+    </w:p>
+    <w:p>
+      <w:r>
+        <w:rPr>
+          <w:rFonts w:ascii="Calibri" w:hAnsi="Calibri" w:eastAsia="PingFang SC"/>
+        </w:rPr>
+        <w:t xml:space="preserve">可以复用 PDR 的 task 原文和 structured persona，在同一批 Deep Research agent 上跑 full-persona 对照。不能把完整 persona 塞进 Ask 主条件，因为答案已经泄漏。也不能把 PDR 的 simulated context 叫真实 history。完整 50 题表、逐题理由和机器入口保存在 </w:t>
       </w:r>
       <w:r>
         <w:rPr>
@@ -1583,13 +1736,13 @@
           <w:color w:val="6A3E00"/>
           <w:sz w:val="20"/>
         </w:rPr>
-        <w:t>δ</w:t>
+        <w:t>data/pdr_diagnostic_slice_v0_61/</w:t>
       </w:r>
       <w:r>
         <w:rPr>
           <w:rFonts w:ascii="Calibri" w:hAnsi="Calibri" w:eastAsia="PingFang SC"/>
         </w:rPr>
-        <w:t>、history evidence、matched/swapped 和真人 rubric。</w:t>
+        <w:t>，以后即使换题也必须公开原因，不能看模型分数后挑“最好看”的题。</w:t>
       </w:r>
     </w:p>
     <w:p>
@@ -2020,7 +2173,7 @@
         <w:rPr>
           <w:rFonts w:ascii="Calibri" w:hAnsi="Calibri" w:eastAsia="PingFang SC"/>
         </w:rPr>
-        <w:t>通过后才考虑 24 个独立基础任务（每个 vertical 8 个）；Infer/PDR bridge 保留 8–12 个 DR。样本量由 pilot 的 family-level 方差和最小实际重要差异决定。多跑 seed 不能替代多做独立 task family。</w:t>
+        <w:t>通过后，共享 Deep Research overlap pool 使用通过双人 qualification 的 15 个 PDR tasks；Coding 与 Data 暂各按 8 个独立任务规划，所以上限是 31 个基础任务，不追求三域数量相等。最终规模仍由 pilot 的 family-level 方差、人工通过率、预算和最小实际重要差异决定。不能看 agent 输出删题，多跑 seed 也不能替代多做独立 task family。</w:t>
       </w:r>
     </w:p>
     <w:p>
@@ -2388,7 +2541,7 @@
         <w:rPr>
           <w:rFonts w:ascii="Calibri" w:hAnsi="Calibri" w:eastAsia="PingFang SC"/>
         </w:rPr>
-        <w:t>我们暂时不能说模型会理解用户、排名一定反转，或这个方向已经超过现有 benchmark。v0.60 的正确状态是：一个可证伪、可做 novelty-kill pilot 的主线。</w:t>
+        <w:t>我们暂时不能说模型会理解用户、排名一定反转，或这个方向已经超过现有 benchmark。v0.61 的正确状态是：一个完成 50→15 pre-output task screen、但仍等待双人 qualification 与 novelty-kill pilot 的可证伪主线。</w:t>
       </w:r>
     </w:p>
     <w:p>
@@ -2666,7 +2819,7 @@
         <w:color w:val="5B6B7A"/>
         <w:sz w:val="18"/>
       </w:rPr>
-      <w:t xml:space="preserve">2026-8-24   ·   </w:t>
+      <w:t xml:space="preserve">2026-9-3   ·   </w:t>
     </w:r>
     <w:r>
       <w:rPr>
@@ -2699,7 +2852,7 @@
         <w:color w:val="5B6B7A"/>
         <w:sz w:val="18"/>
       </w:rPr>
-      <w:t xml:space="preserve">2026-8-24   ·   </w:t>
+      <w:t xml:space="preserve">2026-9-3   ·   </w:t>
     </w:r>
     <w:r>
       <w:rPr>
@@ -2732,7 +2885,7 @@
         <w:color w:val="5B6B7A"/>
         <w:sz w:val="18"/>
       </w:rPr>
-      <w:t xml:space="preserve">2026-8-24   ·   </w:t>
+      <w:t xml:space="preserve">2026-9-3   ·   </w:t>
     </w:r>
     <w:r>
       <w:rPr>

--- a/deliverables/AskInfer-Bench_完整人话版.docx
+++ b/deliverables/AskInfer-Bench_完整人话版.docx
@@ -131,7 +131,7 @@
                 <w:color w:val="5B6B7A"/>
                 <w:sz w:val="21"/>
               </w:rPr>
-              <w:t>v0.61 · 完整人话版</w:t>
+              <w:t>v0.62 · 完整人话版</w:t>
             </w:r>
           </w:p>
         </w:tc>
@@ -523,7 +523,7 @@
               <a:graphicData uri="http://schemas.openxmlformats.org/drawingml/2006/picture">
                 <pic:pic>
                   <pic:nvPicPr>
-                    <pic:cNvPr id="0" name="AskInfer-Bench_评测框架_v0.61.png"/>
+                    <pic:cNvPr id="0" name="AskInfer-Bench_评测框架_v0.62.png"/>
                     <pic:cNvPicPr/>
                   </pic:nvPicPr>
                   <pic:blipFill>
@@ -2085,7 +2085,7 @@
         <w:rPr>
           <w:rFonts w:ascii="Calibri" w:hAnsi="Calibri" w:eastAsia="PingFang SC"/>
         </w:rPr>
-        <w:t xml:space="preserve">每题 3 个 </w:t>
+        <w:t xml:space="preserve">每题一个 A/B 用户对，在偏好节点层同时放入 high、low、zero </w:t>
       </w:r>
       <w:r>
         <w:rPr>
@@ -2099,7 +2099,7 @@
         <w:rPr>
           <w:rFonts w:ascii="Calibri" w:hAnsi="Calibri" w:eastAsia="PingFang SC"/>
         </w:rPr>
-        <w:t xml:space="preserve"> strata；</w:t>
+        <w:t>，不把同一题复制成三种 task-level 版本；</w:t>
       </w:r>
     </w:p>
     <w:p>
@@ -2110,7 +2110,7 @@
         <w:rPr>
           <w:rFonts w:ascii="Calibri" w:hAnsi="Calibri" w:eastAsia="PingFang SC"/>
         </w:rPr>
-        <w:t>4 个 agent；</w:t>
+        <w:t>必跑 Codex CLI、Claude Code、Gemini CLI 三个 agent system；OpenHands 只在 9 月 5 日前通过全部 smoke 时加入；</w:t>
       </w:r>
     </w:p>
     <w:p>
@@ -2121,7 +2121,7 @@
         <w:rPr>
           <w:rFonts w:ascii="Calibri" w:hAnsi="Calibri" w:eastAsia="PingFang SC"/>
         </w:rPr>
-        <w:t>Ask 的 No-Ask / Ask-Enabled / Oracle 三条件；</w:t>
+        <w:t>Ask 跑 No-Ask / Ask-Enabled / Oracle；其中 2 个 Deep Research task 另跑 I1 history 和 I3 Full Persona，A0=I0、A2=I2 直接复用；</w:t>
       </w:r>
     </w:p>
     <w:p>
@@ -2132,7 +2132,7 @@
         <w:rPr>
           <w:rFonts w:ascii="Calibri" w:hAnsi="Calibri" w:eastAsia="PingFang SC"/>
         </w:rPr>
-        <w:t>约 216 个 episode；</w:t>
+        <w:t>三个必跑系统共 114 个唯一 episode；加第四系统为 152；</w:t>
       </w:r>
     </w:p>
     <w:p>
@@ -2143,7 +2143,7 @@
         <w:rPr>
           <w:rFonts w:ascii="Calibri" w:hAnsi="Calibri" w:eastAsia="PingFang SC"/>
         </w:rPr>
-        <w:t>其中 2 个 Deep Research 任务追加 Infer/PDR bridge。</w:t>
+        <w:t>同一 matched block 在 2–6 小时内随机顺序运行，整批目标 48–72 小时，并重跑 5%–10% anchors。</w:t>
       </w:r>
     </w:p>
     <w:p>
@@ -2173,7 +2173,7 @@
         <w:rPr>
           <w:rFonts w:ascii="Calibri" w:hAnsi="Calibri" w:eastAsia="PingFang SC"/>
         </w:rPr>
-        <w:t>通过后，共享 Deep Research overlap pool 使用通过双人 qualification 的 15 个 PDR tasks；Coding 与 Data 暂各按 8 个独立任务规划，所以上限是 31 个基础任务，不追求三域数量相等。最终规模仍由 pilot 的 family-level 方差、人工通过率、预算和最小实际重要差异决定。不能看 agent 输出删题，多跑 seed 也不能替代多做独立 task family。</w:t>
+        <w:t>9 月 14 日过门后，第一轮只扩到 12 个独立基础任务，也就是 Research、Coding、Data 各 4 个；这是截稿前真正要争取完成的 scoped agent-system leaderboard。通过双人 qualification 的 15 个 PDR tasks 加 Coding/Data 各 8 个，只是后续 31 题的规划上限，不是两周内必须跑完的承诺。最终规模仍由 pilot 的 family-level 方差、人工通过率、预算和最小实际重要差异决定。不能看 agent 输出删题，多跑 seed 也不能替代多做独立 task family。</w:t>
       </w:r>
     </w:p>
     <w:p>
@@ -2541,7 +2541,7 @@
         <w:rPr>
           <w:rFonts w:ascii="Calibri" w:hAnsi="Calibri" w:eastAsia="PingFang SC"/>
         </w:rPr>
-        <w:t>我们暂时不能说模型会理解用户、排名一定反转，或这个方向已经超过现有 benchmark。v0.61 的正确状态是：一个完成 50→15 pre-output task screen、但仍等待双人 qualification 与 novelty-kill pilot 的可证伪主线。</w:t>
+        <w:t>我们暂时不能说模型会理解用户、排名一定反转，或这个方向已经超过现有 benchmark。v0.62 的正确状态是：一个完成 50→15 pre-output task screen、冻结六题执行候选与运行预算、但仍等待双人 qualification 和 novelty-kill pilot 的可证伪主线。</w:t>
       </w:r>
     </w:p>
     <w:p>

--- a/deliverables/AskInfer-Bench_完整人话版.docx
+++ b/deliverables/AskInfer-Bench_完整人话版.docx
@@ -131,7 +131,7 @@
                 <w:color w:val="5B6B7A"/>
                 <w:sz w:val="21"/>
               </w:rPr>
-              <w:t>v0.62 · 完整人话版</w:t>
+              <w:t>v0.63 · 完整人话版</w:t>
             </w:r>
           </w:p>
         </w:tc>
@@ -189,7 +189,7 @@
                 <w:color w:val="5B6B7A"/>
                 <w:sz w:val="21"/>
               </w:rPr>
-              <w:t>2026 年 9 月 3 日</w:t>
+              <w:t>2026 年 9 月 4 日</w:t>
             </w:r>
           </w:p>
         </w:tc>
@@ -2541,7 +2541,7 @@
         <w:rPr>
           <w:rFonts w:ascii="Calibri" w:hAnsi="Calibri" w:eastAsia="PingFang SC"/>
         </w:rPr>
-        <w:t>我们暂时不能说模型会理解用户、排名一定反转，或这个方向已经超过现有 benchmark。v0.62 的正确状态是：一个完成 50→15 pre-output task screen、冻结六题执行候选与运行预算、但仍等待双人 qualification 和 novelty-kill pilot 的可证伪主线。</w:t>
+        <w:t>我们暂时不能说模型会理解用户、排名一定反转，或这个方向已经超过现有 benchmark。v0.63 的正确状态是：50→15 pre-output task screen 和六题 pilot 已冻结；4 个 Code/Data task 的 8 个 synthetic A/B persona、rubric 与三域 S0 prompts 已生成并通过结构校验；Codex、Claude 可立即跑 S0，Gemini CLI 已安装但还要本人登录。S0 只能证明交互管道能跑，真实 repo/data 没绑定就不能说 Code/Data artifact smoke 已通过；synthetic persona 没经过两人确认就不能进正式结果。</w:t>
       </w:r>
     </w:p>
     <w:p>
@@ -2819,7 +2819,7 @@
         <w:color w:val="5B6B7A"/>
         <w:sz w:val="18"/>
       </w:rPr>
-      <w:t xml:space="preserve">2026-9-3   ·   </w:t>
+      <w:t xml:space="preserve">2026-9-4   ·   </w:t>
     </w:r>
     <w:r>
       <w:rPr>
@@ -2852,7 +2852,7 @@
         <w:color w:val="5B6B7A"/>
         <w:sz w:val="18"/>
       </w:rPr>
-      <w:t xml:space="preserve">2026-9-3   ·   </w:t>
+      <w:t xml:space="preserve">2026-9-4   ·   </w:t>
     </w:r>
     <w:r>
       <w:rPr>
@@ -2885,7 +2885,7 @@
         <w:color w:val="5B6B7A"/>
         <w:sz w:val="18"/>
       </w:rPr>
-      <w:t xml:space="preserve">2026-9-3   ·   </w:t>
+      <w:t xml:space="preserve">2026-9-4   ·   </w:t>
     </w:r>
     <w:r>
       <w:rPr>

--- a/deliverables/AskInfer-Bench_完整人话版.docx
+++ b/deliverables/AskInfer-Bench_完整人话版.docx
@@ -131,7 +131,7 @@
                 <w:color w:val="5B6B7A"/>
                 <w:sz w:val="21"/>
               </w:rPr>
-              <w:t>v0.63 · 完整人话版</w:t>
+              <w:t>v0.64 · 完整人话版</w:t>
             </w:r>
           </w:p>
         </w:tc>
@@ -2541,7 +2541,7 @@
         <w:rPr>
           <w:rFonts w:ascii="Calibri" w:hAnsi="Calibri" w:eastAsia="PingFang SC"/>
         </w:rPr>
-        <w:t>我们暂时不能说模型会理解用户、排名一定反转，或这个方向已经超过现有 benchmark。v0.63 的正确状态是：50→15 pre-output task screen 和六题 pilot 已冻结；4 个 Code/Data task 的 8 个 synthetic A/B persona、rubric 与三域 S0 prompts 已生成并通过结构校验；Codex、Claude 可立即跑 S0，Gemini CLI 已安装但还要本人登录。S0 只能证明交互管道能跑，真实 repo/data 没绑定就不能说 Code/Data artifact smoke 已通过；synthetic persona 没经过两人确认就不能进正式结果。</w:t>
+        <w:t>我们暂时不能说模型会理解用户、排名一定反转，或这个方向已经超过现有 benchmark。v0.64 的正确状态是：50→15 pre-output task screen 和六题 pilot 已冻结；4 个 Code/Data task 的 8 个 synthetic A/B persona、rubric 与三域 S0 prompts 已生成并通过结构校验。第一批真实运行里，Codex 的 Research、Code 过了 S0，Data 因没有问“两季度、每周 scale/stop”而失败；Claude 三题根本没到模型，均因企业账户余额不足返回 401，所以不能算 Claude 做错。Gemini CLI 已安装但还要本人登录。真实 repo/data 没绑定就不能说 Code/Data artifact smoke 已通过；synthetic persona 没经过两人确认就不能进正式结果。</w:t>
       </w:r>
     </w:p>
     <w:p>

--- a/deliverables/AskInfer-Bench_完整人话版.docx
+++ b/deliverables/AskInfer-Bench_完整人话版.docx
@@ -131,7 +131,7 @@
                 <w:color w:val="5B6B7A"/>
                 <w:sz w:val="21"/>
               </w:rPr>
-              <w:t>v0.64 · 完整人话版</w:t>
+              <w:t>v0.65 · 完整人话版</w:t>
             </w:r>
           </w:p>
         </w:tc>
@@ -189,7 +189,7 @@
                 <w:color w:val="5B6B7A"/>
                 <w:sz w:val="21"/>
               </w:rPr>
-              <w:t>2026 年 9 月 4 日</w:t>
+              <w:t>2026 年 9 月 5 日</w:t>
             </w:r>
           </w:p>
         </w:tc>
@@ -2541,7 +2541,15 @@
         <w:rPr>
           <w:rFonts w:ascii="Calibri" w:hAnsi="Calibri" w:eastAsia="PingFang SC"/>
         </w:rPr>
-        <w:t>我们暂时不能说模型会理解用户、排名一定反转，或这个方向已经超过现有 benchmark。v0.64 的正确状态是：50→15 pre-output task screen 和六题 pilot 已冻结；4 个 Code/Data task 的 8 个 synthetic A/B persona、rubric 与三域 S0 prompts 已生成并通过结构校验。第一批真实运行里，Codex 的 Research、Code 过了 S0，Data 因没有问“两季度、每周 scale/stop”而失败；Claude 三题根本没到模型，均因企业账户余额不足返回 401，所以不能算 Claude 做错。Gemini CLI 已安装但还要本人登录。真实 repo/data 没绑定就不能说 Code/Data artifact smoke 已通过；synthetic persona 没经过两人确认就不能进正式结果。</w:t>
+        <w:t>我们暂时不能说模型会理解用户、排名一定反转，或这个方向已经超过现有 benchmark。v0.65 的正确状态是：50→15 pre-output task screen 和六题 pilot 已冻结；4 个 Code/Data task 的 8 个 synthetic A/B persona、rubric 与三域 S0 prompts 已生成并通过结构校验。第一批真实运行里，Codex 的 Research、Code 过了 S0，Data 因没有问“两季度、每周 scale/stop”而失败；Claude 三题根本没到模型，均因企业账户余额不足返回 401，所以不能算 Claude 做错。</w:t>
+      </w:r>
+    </w:p>
+    <w:p>
+      <w:r>
+        <w:rPr>
+          <w:rFonts w:ascii="Calibri" w:hAnsi="Calibri" w:eastAsia="PingFang SC"/>
+        </w:rPr>
+        <w:t>同时，一个 PDR-T30 个人媒体任务的最小产品实验已经闭环。只给 task 且允许自由问时，ChatGPT Deep Research 确实主动问了六个有用问题；最终个性化分从 no-ask 的 5.596 提到 6.033，但离 full-persona 的 6.703 仍有 0.669，只恢复了 39.53% 的可恢复差距。它问到并落实了 AI/创业内容、长期品牌目标、工作日清晨/周末家庭优先和 ROI 偏好；最大的损失来自根本没问身份资历、既有平台与工具、跨境背景和合规边界。这个结果只有一个任务、一个 persona、一个产品 agent；full 条件也可以追问，评分通过产品临时会话而不是官方 API，所以只能说明最小机制有信号，不能当排行榜或总体结论。Gemini CLI 仍需本人登录；真实 repo/data 没绑定就不能说 Code/Data artifact smoke 已通过，synthetic persona 没经过两人确认也不能进正式结果。</w:t>
       </w:r>
     </w:p>
     <w:p>
@@ -2560,7 +2568,7 @@
       <w:r>
         <w:rPr>
           <w:rFonts w:ascii="Calibri" w:hAnsi="Calibri" w:eastAsia="PingFang SC"/>
-          <w:sz w:val="16"/>
+          <w:sz w:val="15"/>
         </w:rPr>
         <w:t xml:space="preserve">[1] Liang et al. </w:t>
       </w:r>
@@ -2568,14 +2576,14 @@
         <w:rPr>
           <w:rFonts w:ascii="Calibri" w:hAnsi="Calibri" w:eastAsia="PingFang SC"/>
           <w:i/>
-          <w:sz w:val="16"/>
+          <w:sz w:val="15"/>
         </w:rPr>
         <w:t>Towards Personalized Deep Research: Benchmarks and Evaluations</w:t>
       </w:r>
       <w:r>
         <w:rPr>
           <w:rFonts w:ascii="Calibri" w:hAnsi="Calibri" w:eastAsia="PingFang SC"/>
-          <w:sz w:val="16"/>
+          <w:sz w:val="15"/>
         </w:rPr>
         <w:t xml:space="preserve">. </w:t>
       </w:r>
@@ -2600,7 +2608,7 @@
       <w:r>
         <w:rPr>
           <w:rFonts w:ascii="Calibri" w:hAnsi="Calibri" w:eastAsia="PingFang SC"/>
-          <w:sz w:val="16"/>
+          <w:sz w:val="15"/>
         </w:rPr>
         <w:t xml:space="preserve">[2] OPPO-PersonalAI. </w:t>
       </w:r>
@@ -2608,14 +2616,14 @@
         <w:rPr>
           <w:rFonts w:ascii="Calibri" w:hAnsi="Calibri" w:eastAsia="PingFang SC"/>
           <w:i/>
-          <w:sz w:val="16"/>
+          <w:sz w:val="15"/>
         </w:rPr>
         <w:t>PersonalizedDeepResearchBench official repository</w:t>
       </w:r>
       <w:r>
         <w:rPr>
           <w:rFonts w:ascii="Calibri" w:hAnsi="Calibri" w:eastAsia="PingFang SC"/>
-          <w:sz w:val="16"/>
+          <w:sz w:val="15"/>
         </w:rPr>
         <w:t xml:space="preserve">. </w:t>
       </w:r>
@@ -2640,7 +2648,7 @@
       <w:r>
         <w:rPr>
           <w:rFonts w:ascii="Calibri" w:hAnsi="Calibri" w:eastAsia="PingFang SC"/>
-          <w:sz w:val="16"/>
+          <w:sz w:val="15"/>
         </w:rPr>
         <w:t xml:space="preserve">[3] Shao et al. </w:t>
       </w:r>
@@ -2648,14 +2656,14 @@
         <w:rPr>
           <w:rFonts w:ascii="Calibri" w:hAnsi="Calibri" w:eastAsia="PingFang SC"/>
           <w:i/>
-          <w:sz w:val="16"/>
+          <w:sz w:val="15"/>
         </w:rPr>
         <w:t>MyScholarQA: Personalized Scholarly Question Answering</w:t>
       </w:r>
       <w:r>
         <w:rPr>
           <w:rFonts w:ascii="Calibri" w:hAnsi="Calibri" w:eastAsia="PingFang SC"/>
-          <w:sz w:val="16"/>
+          <w:sz w:val="15"/>
         </w:rPr>
         <w:t xml:space="preserve">. </w:t>
       </w:r>
@@ -2680,7 +2688,7 @@
       <w:r>
         <w:rPr>
           <w:rFonts w:ascii="Calibri" w:hAnsi="Calibri" w:eastAsia="PingFang SC"/>
-          <w:sz w:val="16"/>
+          <w:sz w:val="15"/>
         </w:rPr>
         <w:t xml:space="preserve">[4] Weeber et al. </w:t>
       </w:r>
@@ -2688,14 +2696,14 @@
         <w:rPr>
           <w:rFonts w:ascii="Calibri" w:hAnsi="Calibri" w:eastAsia="PingFang SC"/>
           <w:i/>
-          <w:sz w:val="16"/>
+          <w:sz w:val="15"/>
         </w:rPr>
         <w:t>One Persona, Many Cues, Different Results</w:t>
       </w:r>
       <w:r>
         <w:rPr>
           <w:rFonts w:ascii="Calibri" w:hAnsi="Calibri" w:eastAsia="PingFang SC"/>
-          <w:sz w:val="16"/>
+          <w:sz w:val="15"/>
         </w:rPr>
         <w:t xml:space="preserve">. </w:t>
       </w:r>
@@ -2720,7 +2728,7 @@
       <w:r>
         <w:rPr>
           <w:rFonts w:ascii="Calibri" w:hAnsi="Calibri" w:eastAsia="PingFang SC"/>
-          <w:sz w:val="16"/>
+          <w:sz w:val="15"/>
         </w:rPr>
         <w:t xml:space="preserve">[5] Yoon and Lee. </w:t>
       </w:r>
@@ -2728,14 +2736,14 @@
         <w:rPr>
           <w:rFonts w:ascii="Calibri" w:hAnsi="Calibri" w:eastAsia="PingFang SC"/>
           <w:i/>
-          <w:sz w:val="16"/>
+          <w:sz w:val="15"/>
         </w:rPr>
         <w:t>Personalized Deep Research Query Refinement with Graph-Scaffolded Evidence Grounding</w:t>
       </w:r>
       <w:r>
         <w:rPr>
           <w:rFonts w:ascii="Calibri" w:hAnsi="Calibri" w:eastAsia="PingFang SC"/>
-          <w:sz w:val="16"/>
+          <w:sz w:val="15"/>
         </w:rPr>
         <w:t xml:space="preserve">. </w:t>
       </w:r>
@@ -2760,7 +2768,7 @@
       <w:r>
         <w:rPr>
           <w:rFonts w:ascii="Calibri" w:hAnsi="Calibri" w:eastAsia="PingFang SC"/>
-          <w:sz w:val="16"/>
+          <w:sz w:val="15"/>
         </w:rPr>
         <w:t xml:space="preserve">[6] Feng et al. </w:t>
       </w:r>
@@ -2768,14 +2776,14 @@
         <w:rPr>
           <w:rFonts w:ascii="Calibri" w:hAnsi="Calibri" w:eastAsia="PingFang SC"/>
           <w:i/>
-          <w:sz w:val="16"/>
+          <w:sz w:val="15"/>
         </w:rPr>
         <w:t>IDRBench: Interactive Deep Research Benchmark</w:t>
       </w:r>
       <w:r>
         <w:rPr>
           <w:rFonts w:ascii="Calibri" w:hAnsi="Calibri" w:eastAsia="PingFang SC"/>
-          <w:sz w:val="16"/>
+          <w:sz w:val="15"/>
         </w:rPr>
         <w:t xml:space="preserve">. </w:t>
       </w:r>
@@ -2819,7 +2827,7 @@
         <w:color w:val="5B6B7A"/>
         <w:sz w:val="18"/>
       </w:rPr>
-      <w:t xml:space="preserve">2026-9-4   ·   </w:t>
+      <w:t xml:space="preserve">2026-9-5   ·   </w:t>
     </w:r>
     <w:r>
       <w:rPr>
@@ -2852,7 +2860,7 @@
         <w:color w:val="5B6B7A"/>
         <w:sz w:val="18"/>
       </w:rPr>
-      <w:t xml:space="preserve">2026-9-4   ·   </w:t>
+      <w:t xml:space="preserve">2026-9-5   ·   </w:t>
     </w:r>
     <w:r>
       <w:rPr>
@@ -2885,7 +2893,7 @@
         <w:color w:val="5B6B7A"/>
         <w:sz w:val="18"/>
       </w:rPr>
-      <w:t xml:space="preserve">2026-9-4   ·   </w:t>
+      <w:t xml:space="preserve">2026-9-5   ·   </w:t>
     </w:r>
     <w:r>
       <w:rPr>

--- a/deliverables/AskInfer-Bench_完整人话版.docx
+++ b/deliverables/AskInfer-Bench_完整人话版.docx
@@ -131,7 +131,7 @@
                 <w:color w:val="5B6B7A"/>
                 <w:sz w:val="21"/>
               </w:rPr>
-              <w:t>v0.65 · 完整人话版</w:t>
+              <w:t>v0.66 · 完整人话版</w:t>
             </w:r>
           </w:p>
         </w:tc>
@@ -189,7 +189,7 @@
                 <w:color w:val="5B6B7A"/>
                 <w:sz w:val="21"/>
               </w:rPr>
-              <w:t>2026 年 9 月 5 日</w:t>
+              <w:t>2026 年 9 月 6 日</w:t>
             </w:r>
           </w:p>
         </w:tc>
@@ -471,7 +471,7 @@
           <w:color w:val="5B6B7A"/>
           <w:sz w:val="21"/>
         </w:rPr>
-        <w:t>阅读方式：先看 PDR 50→15 的筛选边界，再看 Ask / Infer 和 δ，最后看 rubric、CFA、排名反转与停止门。</w:t>
+        <w:t>阅读方式：先看 PDR 50→15 的筛选边界，再看 Ask / Infer 和 δ，最后看 rubric、CFA、排名反转与停止条件。</w:t>
       </w:r>
     </w:p>
     <w:p>
@@ -2553,6 +2553,14 @@
       </w:r>
     </w:p>
     <w:p>
+      <w:r>
+        <w:rPr>
+          <w:rFonts w:ascii="Calibri" w:hAnsi="Calibri" w:eastAsia="PingFang SC"/>
+        </w:rPr>
+        <w:t>第二个 pilot 没有扩到 30 题，而是马上换到 PDR-T01 的 AI PhD 任务，用同一个 User1 persona 比较两个产品 agent。两边都只看到同一条 task 和“有必要时可自由追问”的许可。ChatGPT 问了一轮，拆开后有 15 个可独立回答的槽位，覆盖事先冻结的 7 类关键偏好；Gemini 直接生成研究计划并开始搜索，一个问题也没问。因此两者的 critical-preference recall 是 1.00 对 0，提问集合的 Jaccard 相似度也是 0。三次盲评分数为 7.057 对 6.065，差 0.992；分差主要来自方向验证、学校与导师 fit、以及能落地的背景提升计划，而不是所有通用事实都更好。这个结果说明不同 agent system 真的会在“要不要问、问什么”上作出不同选择；但产品切换也同时改变模型、planner、搜索和写作策略，所以还不能说 0.992 全是提问造成的，更不能据此排产品名次。</w:t>
+      </w:r>
+    </w:p>
+    <w:p>
       <w:pPr>
         <w:pStyle w:val="Heading1"/>
       </w:pPr>
@@ -2827,7 +2835,7 @@
         <w:color w:val="5B6B7A"/>
         <w:sz w:val="18"/>
       </w:rPr>
-      <w:t xml:space="preserve">2026-9-5   ·   </w:t>
+      <w:t xml:space="preserve">2026-9-6   ·   </w:t>
     </w:r>
     <w:r>
       <w:rPr>
@@ -2860,7 +2868,7 @@
         <w:color w:val="5B6B7A"/>
         <w:sz w:val="18"/>
       </w:rPr>
-      <w:t xml:space="preserve">2026-9-5   ·   </w:t>
+      <w:t xml:space="preserve">2026-9-6   ·   </w:t>
     </w:r>
     <w:r>
       <w:rPr>
@@ -2893,7 +2901,7 @@
         <w:color w:val="5B6B7A"/>
         <w:sz w:val="18"/>
       </w:rPr>
-      <w:t xml:space="preserve">2026-9-5   ·   </w:t>
+      <w:t xml:space="preserve">2026-9-6   ·   </w:t>
     </w:r>
     <w:r>
       <w:rPr>

--- a/deliverables/AskInfer-Bench_完整人话版.docx
+++ b/deliverables/AskInfer-Bench_完整人话版.docx
@@ -131,7 +131,7 @@
                 <w:color w:val="5B6B7A"/>
                 <w:sz w:val="21"/>
               </w:rPr>
-              <w:t>v0.66 · 完整人话版</w:t>
+              <w:t>v0.67 · 完整人话版</w:t>
             </w:r>
           </w:p>
         </w:tc>
@@ -558,7 +558,7 @@
           <w:color w:val="5B6B7A"/>
           <w:sz w:val="19"/>
         </w:rPr>
-        <w:t>图 1  Ask 测用户在线时的信息获取；Infer 测用户离线时有证据的推断；最终交付物另过非补偿门。</w:t>
+        <w:t>图 1  Ask 测用户在线时的信息获取；Infer 测用户离线时有证据的推断；最终交付物另过非补偿条件。</w:t>
       </w:r>
     </w:p>
     <w:p>
@@ -2561,6 +2561,14 @@
       </w:r>
     </w:p>
     <w:p>
+      <w:r>
+        <w:rPr>
+          <w:rFonts w:ascii="Calibri" w:hAnsi="Calibri" w:eastAsia="PingFang SC"/>
+        </w:rPr>
+        <w:t>接着把第一个 PDR-T30 pilot 拆到更细：原来的 44 条打分标准被映射成 22 个具体偏好单元，例如内容方向、受众、出镜方式、每周时间、清晨/家庭边界、预算、ROI、长期品牌、创始人身份、公司用途、技术背景、平台、工具、数据决策、社群、变现、地域、跨境、风险和合规。Interactive 六个大问题实际碰到 11/22 个单元，最后真正“问到—得到答案—写进报告”的只有 5 个。Full Persona 一开始已经知道 14/22；它后来问的五个问题都不是无意义重复，因为 persona 确实没有写目标排序、每周小时、团队协助、项目预算、出镜和目标受众。不过这些答案也没有新增一个确定偏好，说明问题合理不代表 hidden persona 一定能回答。真正的 Full miss 是：它知道用户是中国 AI 公司创始人、重视风险控制，却仍没追问 NDA、客户保密、IP、PIPL/CAC 或跨境边界，也没在报告里落实相应 safeguards。这套 22-unit 编码目前只有一位 coder，下一步应先做盲化复标，而不是马上扩到 30 题。</w:t>
+      </w:r>
+    </w:p>
+    <w:p>
       <w:pPr>
         <w:pStyle w:val="Heading1"/>
       </w:pPr>

--- a/deliverables/AskInfer-Bench_完整人话版.docx
+++ b/deliverables/AskInfer-Bench_完整人话版.docx
@@ -131,7 +131,7 @@
                 <w:color w:val="5B6B7A"/>
                 <w:sz w:val="21"/>
               </w:rPr>
-              <w:t>v0.67 · 完整人话版</w:t>
+              <w:t>v0.68 · 完整人话版</w:t>
             </w:r>
           </w:p>
         </w:tc>
@@ -189,7 +189,7 @@
                 <w:color w:val="5B6B7A"/>
                 <w:sz w:val="21"/>
               </w:rPr>
-              <w:t>2026 年 9 月 6 日</w:t>
+              <w:t>2026 年 9 月 8 日</w:t>
             </w:r>
           </w:p>
         </w:tc>
@@ -484,6 +484,8 @@
         <w:sectPr>
           <w:headerReference w:type="default" r:id="rId9"/>
           <w:footerReference w:type="default" r:id="rId10"/>
+          <w:headerReference w:type="even" r:id="rId11"/>
+          <w:footerReference w:type="even" r:id="rId12"/>
           <w:pgSz w:w="12240" w:h="15840"/>
           <w:pgMar w:top="1440" w:right="1440" w:bottom="1440" w:left="1440" w:header="708" w:footer="708" w:gutter="0"/>
           <w:cols w:space="720"/>
@@ -527,7 +529,7 @@
                     <pic:cNvPicPr/>
                   </pic:nvPicPr>
                   <pic:blipFill>
-                    <a:blip r:embed="rId13"/>
+                    <a:blip r:embed="rId17"/>
                     <a:stretch>
                       <a:fillRect/>
                     </a:stretch>
@@ -564,8 +566,10 @@
     <w:p>
       <w:pPr>
         <w:sectPr>
-          <w:headerReference w:type="default" r:id="rId11"/>
-          <w:footerReference w:type="default" r:id="rId12"/>
+          <w:headerReference w:type="default" r:id="rId13"/>
+          <w:footerReference w:type="default" r:id="rId14"/>
+          <w:headerReference w:type="even" r:id="rId15"/>
+          <w:footerReference w:type="even" r:id="rId16"/>
           <w:pgSz w:w="15840" w:h="12240" w:orient="landscape"/>
           <w:pgMar w:top="936" w:right="936" w:bottom="936" w:left="936" w:header="708" w:footer="708" w:gutter="0"/>
           <w:cols w:space="720"/>
@@ -625,7 +629,7 @@
         </w:rPr>
         <w:t>PDR-Bench 已经做了一件重要的事：给 Deep Research agent 一个 task 和一份结构化用户画像，再看最终报告是否个性化、内容是否好、事实是否可靠。</w:t>
       </w:r>
-      <w:hyperlink r:id="rId16">
+      <w:hyperlink r:id="rId22">
         <w:r>
           <w:rPr>
             <w:rFonts w:ascii="Calibri" w:hAnsi="Calibri" w:eastAsia="PingFang SC"/>
@@ -703,7 +707,7 @@
         </w:rPr>
         <w:t xml:space="preserve"> 是主动获取信息，通常包括询问、检索或交互；PDR 的主要设定是把完整 structured persona 交给模型，让模型做 full-context inference / projection。PDR 官方资源可以作为我们的桥接对照，但不能直接当 Ask 的主条件。</w:t>
       </w:r>
-      <w:hyperlink r:id="rId17">
+      <w:hyperlink r:id="rId23">
         <w:r>
           <w:rPr>
             <w:rFonts w:ascii="Calibri" w:hAnsi="Calibri" w:eastAsia="PingFang SC"/>
@@ -1593,7 +1597,7 @@
         </w:rPr>
         <w:t>PDR 原论文已经保证任务本身具有 complexity、clarity 和 personalization alignment。</w:t>
       </w:r>
-      <w:hyperlink r:id="rId16">
+      <w:hyperlink r:id="rId22">
         <w:r>
           <w:rPr>
             <w:rFonts w:ascii="Calibri" w:hAnsi="Calibri" w:eastAsia="PingFang SC"/>
@@ -1856,7 +1860,7 @@
         </w:rPr>
         <w:t>这比“全部让 LLM 生成 rubric”更全面，也防止把猫、性别、家乡或职业等 persona token 随意投射成任务偏好。真实用户研究已经说明合成用户和 LLM judge 会漏掉真人在意的错误；同一 persona 的不同 cue 也可能显著改变模型结果。</w:t>
       </w:r>
-      <w:hyperlink r:id="rId18">
+      <w:hyperlink r:id="rId24">
         <w:r>
           <w:rPr>
             <w:rFonts w:ascii="Calibri" w:hAnsi="Calibri" w:eastAsia="PingFang SC"/>
@@ -1866,7 +1870,7 @@
           <w:t>[3]</w:t>
         </w:r>
       </w:hyperlink>
-      <w:hyperlink r:id="rId19">
+      <w:hyperlink r:id="rId25">
         <w:r>
           <w:rPr>
             <w:rFonts w:ascii="Calibri" w:hAnsi="Calibri" w:eastAsia="PingFang SC"/>
@@ -2199,7 +2203,7 @@
         </w:rPr>
         <w:t>这只是 G-STEER/IDRBench 的跨域扩展。</w:t>
       </w:r>
-      <w:hyperlink r:id="rId20">
+      <w:hyperlink r:id="rId26">
         <w:r>
           <w:rPr>
             <w:rFonts w:ascii="Calibri" w:hAnsi="Calibri" w:eastAsia="PingFang SC"/>
@@ -2209,7 +2213,7 @@
           <w:t>[5]</w:t>
         </w:r>
       </w:hyperlink>
-      <w:hyperlink r:id="rId21">
+      <w:hyperlink r:id="rId27">
         <w:r>
           <w:rPr>
             <w:rFonts w:ascii="Calibri" w:hAnsi="Calibri" w:eastAsia="PingFang SC"/>
@@ -2569,6 +2573,56 @@
       </w:r>
     </w:p>
     <w:p>
+      <w:r>
+        <w:rPr>
+          <w:rFonts w:ascii="Calibri" w:hAnsi="Calibri" w:eastAsia="PingFang SC"/>
+        </w:rPr>
+        <w:t>最新的 PDR-T35 户外装备 pilot 专门想看“两个 agent 会不会把问题预算投向真正重要的偏好”。运行前先冻结 8 项：活动/环境、安全风险、预算与质量三项 high-</w:t>
+      </w:r>
+      <w:r>
+        <w:rPr>
+          <w:rFonts w:ascii="Courier New" w:hAnsi="Courier New" w:eastAsia="PingFang SC"/>
+          <w:color w:val="6A3E00"/>
+          <w:sz w:val="20"/>
+        </w:rPr>
+        <w:t>δ</w:t>
+      </w:r>
+      <w:r>
+        <w:rPr>
+          <w:rFonts w:ascii="Calibri" w:hAnsi="Calibri" w:eastAsia="PingFang SC"/>
+        </w:rPr>
+        <w:t>，体能负重、导航技术、分阶段采购与收纳三项 medium-</w:t>
+      </w:r>
+      <w:r>
+        <w:rPr>
+          <w:rFonts w:ascii="Courier New" w:hAnsi="Courier New" w:eastAsia="PingFang SC"/>
+          <w:color w:val="6A3E00"/>
+          <w:sz w:val="20"/>
+        </w:rPr>
+        <w:t>δ</w:t>
+      </w:r>
+      <w:r>
+        <w:rPr>
+          <w:rFonts w:ascii="Calibri" w:hAnsi="Calibri" w:eastAsia="PingFang SC"/>
+        </w:rPr>
+        <w:t>，呈现方式与可持续性两项 low-</w:t>
+      </w:r>
+      <w:r>
+        <w:rPr>
+          <w:rFonts w:ascii="Courier New" w:hAnsi="Courier New" w:eastAsia="PingFang SC"/>
+          <w:color w:val="6A3E00"/>
+          <w:sz w:val="20"/>
+        </w:rPr>
+        <w:t>δ</w:t>
+      </w:r>
+      <w:r>
+        <w:rPr>
+          <w:rFonts w:ascii="Calibri" w:hAnsi="Calibri" w:eastAsia="PingFang SC"/>
+        </w:rPr>
+        <w:t>。结果比预想更基础：ChatGPT 和 Gemini 都一个 task-specific 问题也没问，high/medium/low recall 和 weighted coverage 全是 0。Gemini 只是让用户确认研究计划，没有索取任何偏好值，因此不算 clarification。原 PDR 37 条标准的三次盲评分别得到 5.5383 和 5.7033，但因为两边都没有获取信息，这 0.1649 的差不能解释为谁更会问。两份报告都靠任务常识默认覆盖了安全、性价比、分阶段购买和结构化呈现，所以“不问”不等于报告完全没个性化分；它只说明分数来自默认推断，而不是用户信息获取。这个共同 zero-ask floor 值得记录，但还不能支撑直接扩 30 题；应先增加少量重复，并确认产品确实允许在启动研究前停下来问。</w:t>
+      </w:r>
+    </w:p>
+    <w:p>
       <w:pPr>
         <w:pStyle w:val="Heading1"/>
       </w:pPr>
@@ -2603,7 +2657,7 @@
         </w:rPr>
         <w:t xml:space="preserve">. </w:t>
       </w:r>
-      <w:hyperlink r:id="rId16">
+      <w:hyperlink r:id="rId22">
         <w:r>
           <w:rPr>
             <w:rFonts w:ascii="Calibri" w:hAnsi="Calibri" w:eastAsia="PingFang SC"/>
@@ -2643,7 +2697,7 @@
         </w:rPr>
         <w:t xml:space="preserve">. </w:t>
       </w:r>
-      <w:hyperlink r:id="rId17">
+      <w:hyperlink r:id="rId23">
         <w:r>
           <w:rPr>
             <w:rFonts w:ascii="Calibri" w:hAnsi="Calibri" w:eastAsia="PingFang SC"/>
@@ -2683,7 +2737,7 @@
         </w:rPr>
         <w:t xml:space="preserve">. </w:t>
       </w:r>
-      <w:hyperlink r:id="rId18">
+      <w:hyperlink r:id="rId24">
         <w:r>
           <w:rPr>
             <w:rFonts w:ascii="Calibri" w:hAnsi="Calibri" w:eastAsia="PingFang SC"/>
@@ -2723,7 +2777,7 @@
         </w:rPr>
         <w:t xml:space="preserve">. </w:t>
       </w:r>
-      <w:hyperlink r:id="rId19">
+      <w:hyperlink r:id="rId25">
         <w:r>
           <w:rPr>
             <w:rFonts w:ascii="Calibri" w:hAnsi="Calibri" w:eastAsia="PingFang SC"/>
@@ -2763,7 +2817,7 @@
         </w:rPr>
         <w:t xml:space="preserve">. </w:t>
       </w:r>
-      <w:hyperlink r:id="rId20">
+      <w:hyperlink r:id="rId26">
         <w:r>
           <w:rPr>
             <w:rFonts w:ascii="Calibri" w:hAnsi="Calibri" w:eastAsia="PingFang SC"/>
@@ -2803,7 +2857,7 @@
         </w:rPr>
         <w:t xml:space="preserve">. </w:t>
       </w:r>
-      <w:hyperlink r:id="rId21">
+      <w:hyperlink r:id="rId27">
         <w:r>
           <w:rPr>
             <w:rFonts w:ascii="Calibri" w:hAnsi="Calibri" w:eastAsia="PingFang SC"/>
@@ -2817,8 +2871,10 @@
       </w:hyperlink>
     </w:p>
     <w:sectPr>
-      <w:headerReference w:type="default" r:id="rId14"/>
-      <w:footerReference w:type="default" r:id="rId15"/>
+      <w:headerReference w:type="default" r:id="rId18"/>
+      <w:footerReference w:type="default" r:id="rId19"/>
+      <w:headerReference w:type="even" r:id="rId20"/>
+      <w:footerReference w:type="even" r:id="rId21"/>
       <w:pgSz w:w="12240" w:h="15840"/>
       <w:pgMar w:top="1440" w:right="1440" w:bottom="1440" w:left="1440" w:header="708" w:footer="708" w:gutter="0"/>
       <w:cols w:space="720"/>
@@ -2843,7 +2899,7 @@
         <w:color w:val="5B6B7A"/>
         <w:sz w:val="18"/>
       </w:rPr>
-      <w:t xml:space="preserve">2026-9-6   ·   </w:t>
+      <w:t xml:space="preserve">2026-9-8   ·   </w:t>
     </w:r>
     <w:r>
       <w:rPr>
@@ -2876,7 +2932,7 @@
         <w:color w:val="5B6B7A"/>
         <w:sz w:val="18"/>
       </w:rPr>
-      <w:t xml:space="preserve">2026-9-6   ·   </w:t>
+      <w:t xml:space="preserve">2026-9-8   ·   </w:t>
     </w:r>
     <w:r>
       <w:rPr>
@@ -2909,7 +2965,106 @@
         <w:color w:val="5B6B7A"/>
         <w:sz w:val="18"/>
       </w:rPr>
-      <w:t xml:space="preserve">2026-9-6   ·   </w:t>
+      <w:t xml:space="preserve">2026-9-8   ·   </w:t>
+    </w:r>
+    <w:r>
+      <w:rPr>
+        <w:rFonts w:ascii="Calibri" w:hAnsi="Calibri" w:eastAsia="PingFang SC"/>
+        <w:color w:val="5B6B7A"/>
+        <w:sz w:val="18"/>
+      </w:rPr>
+      <w:fldChar w:fldCharType="begin"/>
+      <w:instrText xml:space="preserve">PAGE</w:instrText>
+      <w:fldChar w:fldCharType="separate"/>
+      <w:t>1</w:t>
+      <w:fldChar w:fldCharType="end"/>
+    </w:r>
+  </w:p>
+</w:ftr>
+</file>
+
+<file path=word/footer4.xml><?xml version="1.0" encoding="utf-8"?>
+<w:ftr xmlns:m="http://schemas.openxmlformats.org/officeDocument/2006/math" xmlns:mc="http://schemas.openxmlformats.org/markup-compatibility/2006" xmlns:mo="http://schemas.microsoft.com/office/mac/office/2008/main" xmlns:mv="urn:schemas-microsoft-com:mac:vml" xmlns:o="urn:schemas-microsoft-com:office:office" xmlns:r="http://schemas.openxmlformats.org/officeDocument/2006/relationships" xmlns:v="urn:schemas-microsoft-com:vml" xmlns:w10="urn:schemas-microsoft-com:office:word" xmlns:w14="http://schemas.microsoft.com/office/word/2010/wordml" xmlns:w="http://schemas.openxmlformats.org/wordprocessingml/2006/main" xmlns:wne="http://schemas.microsoft.com/office/word/2006/wordml" xmlns:wp14="http://schemas.microsoft.com/office/word/2010/wordprocessingDrawing" xmlns:wp="http://schemas.openxmlformats.org/drawingml/2006/wordprocessingDrawing" xmlns:wpc="http://schemas.microsoft.com/office/word/2010/wordprocessingCanvas" xmlns:wpg="http://schemas.microsoft.com/office/word/2010/wordprocessingGroup" xmlns:wpi="http://schemas.microsoft.com/office/word/2010/wordprocessingInk" xmlns:wps="http://schemas.microsoft.com/office/word/2010/wordprocessingShape" mc:Ignorable="w14 wp14">
+  <w:p>
+    <w:pPr>
+      <w:pStyle w:val="Footer"/>
+      <w:spacing w:before="0"/>
+      <w:jc w:val="right"/>
+    </w:pPr>
+    <w:r/>
+    <w:r>
+      <w:rPr>
+        <w:rFonts w:ascii="Calibri" w:hAnsi="Calibri" w:eastAsia="PingFang SC"/>
+        <w:color w:val="5B6B7A"/>
+        <w:sz w:val="18"/>
+      </w:rPr>
+      <w:t xml:space="preserve">2026-9-8   ·   </w:t>
+    </w:r>
+    <w:r>
+      <w:rPr>
+        <w:rFonts w:ascii="Calibri" w:hAnsi="Calibri" w:eastAsia="PingFang SC"/>
+        <w:color w:val="5B6B7A"/>
+        <w:sz w:val="18"/>
+      </w:rPr>
+      <w:fldChar w:fldCharType="begin"/>
+      <w:instrText xml:space="preserve">PAGE</w:instrText>
+      <w:fldChar w:fldCharType="separate"/>
+      <w:t>1</w:t>
+      <w:fldChar w:fldCharType="end"/>
+    </w:r>
+  </w:p>
+</w:ftr>
+</file>
+
+<file path=word/footer5.xml><?xml version="1.0" encoding="utf-8"?>
+<w:ftr xmlns:m="http://schemas.openxmlformats.org/officeDocument/2006/math" xmlns:mc="http://schemas.openxmlformats.org/markup-compatibility/2006" xmlns:mo="http://schemas.microsoft.com/office/mac/office/2008/main" xmlns:mv="urn:schemas-microsoft-com:mac:vml" xmlns:o="urn:schemas-microsoft-com:office:office" xmlns:r="http://schemas.openxmlformats.org/officeDocument/2006/relationships" xmlns:v="urn:schemas-microsoft-com:vml" xmlns:w10="urn:schemas-microsoft-com:office:word" xmlns:w14="http://schemas.microsoft.com/office/word/2010/wordml" xmlns:w="http://schemas.openxmlformats.org/wordprocessingml/2006/main" xmlns:wne="http://schemas.microsoft.com/office/word/2006/wordml" xmlns:wp14="http://schemas.microsoft.com/office/word/2010/wordprocessingDrawing" xmlns:wp="http://schemas.openxmlformats.org/drawingml/2006/wordprocessingDrawing" xmlns:wpc="http://schemas.microsoft.com/office/word/2010/wordprocessingCanvas" xmlns:wpg="http://schemas.microsoft.com/office/word/2010/wordprocessingGroup" xmlns:wpi="http://schemas.microsoft.com/office/word/2010/wordprocessingInk" xmlns:wps="http://schemas.microsoft.com/office/word/2010/wordprocessingShape" mc:Ignorable="w14 wp14">
+  <w:p>
+    <w:pPr>
+      <w:pStyle w:val="Footer"/>
+      <w:spacing w:before="0"/>
+      <w:jc w:val="right"/>
+    </w:pPr>
+    <w:r/>
+    <w:r>
+      <w:rPr>
+        <w:rFonts w:ascii="Calibri" w:hAnsi="Calibri" w:eastAsia="PingFang SC"/>
+        <w:color w:val="5B6B7A"/>
+        <w:sz w:val="18"/>
+      </w:rPr>
+      <w:t xml:space="preserve">2026-9-8   ·   </w:t>
+    </w:r>
+    <w:r>
+      <w:rPr>
+        <w:rFonts w:ascii="Calibri" w:hAnsi="Calibri" w:eastAsia="PingFang SC"/>
+        <w:color w:val="5B6B7A"/>
+        <w:sz w:val="18"/>
+      </w:rPr>
+      <w:fldChar w:fldCharType="begin"/>
+      <w:instrText xml:space="preserve">PAGE</w:instrText>
+      <w:fldChar w:fldCharType="separate"/>
+      <w:t>1</w:t>
+      <w:fldChar w:fldCharType="end"/>
+    </w:r>
+  </w:p>
+</w:ftr>
+</file>
+
+<file path=word/footer6.xml><?xml version="1.0" encoding="utf-8"?>
+<w:ftr xmlns:m="http://schemas.openxmlformats.org/officeDocument/2006/math" xmlns:mc="http://schemas.openxmlformats.org/markup-compatibility/2006" xmlns:mo="http://schemas.microsoft.com/office/mac/office/2008/main" xmlns:mv="urn:schemas-microsoft-com:mac:vml" xmlns:o="urn:schemas-microsoft-com:office:office" xmlns:r="http://schemas.openxmlformats.org/officeDocument/2006/relationships" xmlns:v="urn:schemas-microsoft-com:vml" xmlns:w10="urn:schemas-microsoft-com:office:word" xmlns:w14="http://schemas.microsoft.com/office/word/2010/wordml" xmlns:w="http://schemas.openxmlformats.org/wordprocessingml/2006/main" xmlns:wne="http://schemas.microsoft.com/office/word/2006/wordml" xmlns:wp14="http://schemas.microsoft.com/office/word/2010/wordprocessingDrawing" xmlns:wp="http://schemas.openxmlformats.org/drawingml/2006/wordprocessingDrawing" xmlns:wpc="http://schemas.microsoft.com/office/word/2010/wordprocessingCanvas" xmlns:wpg="http://schemas.microsoft.com/office/word/2010/wordprocessingGroup" xmlns:wpi="http://schemas.microsoft.com/office/word/2010/wordprocessingInk" xmlns:wps="http://schemas.microsoft.com/office/word/2010/wordprocessingShape" mc:Ignorable="w14 wp14">
+  <w:p>
+    <w:pPr>
+      <w:pStyle w:val="Footer"/>
+      <w:spacing w:before="0"/>
+      <w:jc w:val="right"/>
+    </w:pPr>
+    <w:r/>
+    <w:r>
+      <w:rPr>
+        <w:rFonts w:ascii="Calibri" w:hAnsi="Calibri" w:eastAsia="PingFang SC"/>
+        <w:color w:val="5B6B7A"/>
+        <w:sz w:val="18"/>
+      </w:rPr>
+      <w:t xml:space="preserve">2026-9-8   ·   </w:t>
     </w:r>
     <w:r>
       <w:rPr>
@@ -2935,15 +3090,7 @@
       <w:spacing w:after="0"/>
       <w:jc w:val="left"/>
     </w:pPr>
-    <w:r>
-      <w:rPr>
-        <w:rFonts w:ascii="Calibri" w:hAnsi="Calibri" w:eastAsia="PingFang SC"/>
-        <w:b/>
-        <w:color w:val="5B6B7A"/>
-        <w:sz w:val="17"/>
-      </w:rPr>
-      <w:t>ASK OR INFER?  ·  完整人话版</w:t>
-    </w:r>
+    <w:r/>
   </w:p>
 </w:hdr>
 </file>
@@ -2956,15 +3103,7 @@
       <w:spacing w:after="0"/>
       <w:jc w:val="left"/>
     </w:pPr>
-    <w:r>
-      <w:rPr>
-        <w:rFonts w:ascii="Calibri" w:hAnsi="Calibri" w:eastAsia="PingFang SC"/>
-        <w:b/>
-        <w:color w:val="5B6B7A"/>
-        <w:sz w:val="17"/>
-      </w:rPr>
-      <w:t>ASK OR INFER?  ·  完整人话版</w:t>
-    </w:r>
+    <w:r/>
   </w:p>
 </w:hdr>
 </file>
@@ -2977,15 +3116,46 @@
       <w:spacing w:after="0"/>
       <w:jc w:val="left"/>
     </w:pPr>
-    <w:r>
-      <w:rPr>
-        <w:rFonts w:ascii="Calibri" w:hAnsi="Calibri" w:eastAsia="PingFang SC"/>
-        <w:b/>
-        <w:color w:val="5B6B7A"/>
-        <w:sz w:val="17"/>
-      </w:rPr>
-      <w:t>ASK OR INFER?  ·  完整人话版</w:t>
-    </w:r>
+    <w:r/>
+  </w:p>
+</w:hdr>
+</file>
+
+<file path=word/header4.xml><?xml version="1.0" encoding="utf-8"?>
+<w:hdr xmlns:m="http://schemas.openxmlformats.org/officeDocument/2006/math" xmlns:mc="http://schemas.openxmlformats.org/markup-compatibility/2006" xmlns:mo="http://schemas.microsoft.com/office/mac/office/2008/main" xmlns:mv="urn:schemas-microsoft-com:mac:vml" xmlns:o="urn:schemas-microsoft-com:office:office" xmlns:r="http://schemas.openxmlformats.org/officeDocument/2006/relationships" xmlns:v="urn:schemas-microsoft-com:vml" xmlns:w10="urn:schemas-microsoft-com:office:word" xmlns:w14="http://schemas.microsoft.com/office/word/2010/wordml" xmlns:w="http://schemas.openxmlformats.org/wordprocessingml/2006/main" xmlns:wne="http://schemas.microsoft.com/office/word/2006/wordml" xmlns:wp14="http://schemas.microsoft.com/office/word/2010/wordprocessingDrawing" xmlns:wp="http://schemas.openxmlformats.org/drawingml/2006/wordprocessingDrawing" xmlns:wpc="http://schemas.microsoft.com/office/word/2010/wordprocessingCanvas" xmlns:wpg="http://schemas.microsoft.com/office/word/2010/wordprocessingGroup" xmlns:wpi="http://schemas.microsoft.com/office/word/2010/wordprocessingInk" xmlns:wps="http://schemas.microsoft.com/office/word/2010/wordprocessingShape" mc:Ignorable="w14 wp14">
+  <w:p>
+    <w:pPr>
+      <w:pStyle w:val="Header"/>
+      <w:spacing w:after="0"/>
+      <w:jc w:val="left"/>
+    </w:pPr>
+    <w:r/>
+  </w:p>
+</w:hdr>
+</file>
+
+<file path=word/header5.xml><?xml version="1.0" encoding="utf-8"?>
+<w:hdr xmlns:m="http://schemas.openxmlformats.org/officeDocument/2006/math" xmlns:mc="http://schemas.openxmlformats.org/markup-compatibility/2006" xmlns:mo="http://schemas.microsoft.com/office/mac/office/2008/main" xmlns:mv="urn:schemas-microsoft-com:mac:vml" xmlns:o="urn:schemas-microsoft-com:office:office" xmlns:r="http://schemas.openxmlformats.org/officeDocument/2006/relationships" xmlns:v="urn:schemas-microsoft-com:vml" xmlns:w10="urn:schemas-microsoft-com:office:word" xmlns:w14="http://schemas.microsoft.com/office/word/2010/wordml" xmlns:w="http://schemas.openxmlformats.org/wordprocessingml/2006/main" xmlns:wne="http://schemas.microsoft.com/office/word/2006/wordml" xmlns:wp14="http://schemas.microsoft.com/office/word/2010/wordprocessingDrawing" xmlns:wp="http://schemas.openxmlformats.org/drawingml/2006/wordprocessingDrawing" xmlns:wpc="http://schemas.microsoft.com/office/word/2010/wordprocessingCanvas" xmlns:wpg="http://schemas.microsoft.com/office/word/2010/wordprocessingGroup" xmlns:wpi="http://schemas.microsoft.com/office/word/2010/wordprocessingInk" xmlns:wps="http://schemas.microsoft.com/office/word/2010/wordprocessingShape" mc:Ignorable="w14 wp14">
+  <w:p>
+    <w:pPr>
+      <w:pStyle w:val="Header"/>
+      <w:spacing w:after="0"/>
+      <w:jc w:val="left"/>
+    </w:pPr>
+    <w:r/>
+  </w:p>
+</w:hdr>
+</file>
+
+<file path=word/header6.xml><?xml version="1.0" encoding="utf-8"?>
+<w:hdr xmlns:m="http://schemas.openxmlformats.org/officeDocument/2006/math" xmlns:mc="http://schemas.openxmlformats.org/markup-compatibility/2006" xmlns:mo="http://schemas.microsoft.com/office/mac/office/2008/main" xmlns:mv="urn:schemas-microsoft-com:mac:vml" xmlns:o="urn:schemas-microsoft-com:office:office" xmlns:r="http://schemas.openxmlformats.org/officeDocument/2006/relationships" xmlns:v="urn:schemas-microsoft-com:vml" xmlns:w10="urn:schemas-microsoft-com:office:word" xmlns:w14="http://schemas.microsoft.com/office/word/2010/wordml" xmlns:w="http://schemas.openxmlformats.org/wordprocessingml/2006/main" xmlns:wne="http://schemas.microsoft.com/office/word/2006/wordml" xmlns:wp14="http://schemas.microsoft.com/office/word/2010/wordprocessingDrawing" xmlns:wp="http://schemas.openxmlformats.org/drawingml/2006/wordprocessingDrawing" xmlns:wpc="http://schemas.microsoft.com/office/word/2010/wordprocessingCanvas" xmlns:wpg="http://schemas.microsoft.com/office/word/2010/wordprocessingGroup" xmlns:wpi="http://schemas.microsoft.com/office/word/2010/wordprocessingInk" xmlns:wps="http://schemas.microsoft.com/office/word/2010/wordprocessingShape" mc:Ignorable="w14 wp14">
+  <w:p>
+    <w:pPr>
+      <w:pStyle w:val="Header"/>
+      <w:spacing w:after="0"/>
+      <w:jc w:val="left"/>
+    </w:pPr>
+    <w:r/>
   </w:p>
 </w:hdr>
 </file>
